--- a/Assets/GDD_May/08_BOSS_FETTER_MAP (1).docx
+++ b/Assets/GDD_May/08_BOSS_FETTER_MAP (1).docx
@@ -5403,6 +5403,42 @@
     </w:p>
     <w:p>
       <w:pPr>
+        <w:spacing w:after="60" w:before="160"/>
+      </w:pPr>
+      <w:r>
+        <w:rPr>
+          <w:rFonts w:ascii="Arial" w:cs="Arial" w:eastAsia="Arial" w:hAnsi="Arial"/>
+          <w:b/>
+          <w:bCs/>
+          <w:color w:val="6B6B8A"/>
+          <w:sz w:val="22"/>
+          <w:szCs w:val="22"/>
+        </w:rPr>
+        <w:t xml:space="preserve">Echo Walk Failure — “Reveal Yourself” Cinematic</w:t>
+      </w:r>
+    </w:p>
+    <w:p>
+      <w:pPr>
+        <w:pBdr>
+          <w:top w:val="single" w:color="6B4A1F" w:sz="2"/>
+          <w:left w:val="thick" w:color="6B4A1F" w:sz="8"/>
+          <w:bottom w:val="single" w:color="6B4A1F" w:sz="2"/>
+          <w:right w:val="single" w:color="6B4A1F" w:sz="2"/>
+        </w:pBdr>
+        <w:spacing w:after="140" w:before="80"/>
+      </w:pPr>
+      <w:r>
+        <w:rPr>
+          <w:rFonts w:ascii="Arial" w:cs="Arial" w:eastAsia="Arial" w:hAnsi="Arial"/>
+          <w:color w:val="6B4A1F"/>
+          <w:sz w:val="18"/>
+          <w:szCs w:val="18"/>
+        </w:rPr>
+        <w:t xml:space="preserve">At Echo Walk attempt 3 fail, this boss speaks a unique line in the spirit of “reveal yourself, beast” and force-transforms the player to Yoru form. Cinematic moment. World freezes for the cinematic duration (all other enemies in the arena pause). After the cinematic ends, combat begins with the boss attacking Yoru normally. Per-boss specific dialogue line is TBD during boss content pass.</w:t>
+      </w:r>
+    </w:p>
+    <w:p>
+      <w:pPr>
         <w:spacing w:after="0" w:before="120"/>
       </w:pPr>
       <w:r>
@@ -6138,6 +6174,42 @@
     </w:p>
     <w:p>
       <w:pPr>
+        <w:spacing w:after="60" w:before="160"/>
+      </w:pPr>
+      <w:r>
+        <w:rPr>
+          <w:rFonts w:ascii="Arial" w:cs="Arial" w:eastAsia="Arial" w:hAnsi="Arial"/>
+          <w:b/>
+          <w:bCs/>
+          <w:color w:val="6B6B8A"/>
+          <w:sz w:val="22"/>
+          <w:szCs w:val="22"/>
+        </w:rPr>
+        <w:t xml:space="preserve">Echo Walk Failure — “Reveal Yourself” Cinematic</w:t>
+      </w:r>
+    </w:p>
+    <w:p>
+      <w:pPr>
+        <w:pBdr>
+          <w:top w:val="single" w:color="6B4A1F" w:sz="2"/>
+          <w:left w:val="thick" w:color="6B4A1F" w:sz="8"/>
+          <w:bottom w:val="single" w:color="6B4A1F" w:sz="2"/>
+          <w:right w:val="single" w:color="6B4A1F" w:sz="2"/>
+        </w:pBdr>
+        <w:spacing w:after="140" w:before="80"/>
+      </w:pPr>
+      <w:r>
+        <w:rPr>
+          <w:rFonts w:ascii="Arial" w:cs="Arial" w:eastAsia="Arial" w:hAnsi="Arial"/>
+          <w:color w:val="6B4A1F"/>
+          <w:sz w:val="18"/>
+          <w:szCs w:val="18"/>
+        </w:rPr>
+        <w:t xml:space="preserve">At Echo Walk attempt 3 fail, this boss speaks a unique line in the spirit of “reveal yourself, beast” and force-transforms the player to Yoru form. Cinematic moment. World freezes for the cinematic duration (all other enemies in the arena pause). After the cinematic ends, combat begins with the boss attacking Yoru normally. Per-boss specific dialogue line is TBD during boss content pass.</w:t>
+      </w:r>
+    </w:p>
+    <w:p>
+      <w:pPr>
         <w:spacing w:after="0" w:before="120"/>
       </w:pPr>
       <w:r>
@@ -6873,6 +6945,42 @@
     </w:p>
     <w:p>
       <w:pPr>
+        <w:spacing w:after="60" w:before="160"/>
+      </w:pPr>
+      <w:r>
+        <w:rPr>
+          <w:rFonts w:ascii="Arial" w:cs="Arial" w:eastAsia="Arial" w:hAnsi="Arial"/>
+          <w:b/>
+          <w:bCs/>
+          <w:color w:val="6B6B8A"/>
+          <w:sz w:val="22"/>
+          <w:szCs w:val="22"/>
+        </w:rPr>
+        <w:t xml:space="preserve">Echo Walk Failure — “Reveal Yourself” Cinematic</w:t>
+      </w:r>
+    </w:p>
+    <w:p>
+      <w:pPr>
+        <w:pBdr>
+          <w:top w:val="single" w:color="6B4A1F" w:sz="2"/>
+          <w:left w:val="thick" w:color="6B4A1F" w:sz="8"/>
+          <w:bottom w:val="single" w:color="6B4A1F" w:sz="2"/>
+          <w:right w:val="single" w:color="6B4A1F" w:sz="2"/>
+        </w:pBdr>
+        <w:spacing w:after="140" w:before="80"/>
+      </w:pPr>
+      <w:r>
+        <w:rPr>
+          <w:rFonts w:ascii="Arial" w:cs="Arial" w:eastAsia="Arial" w:hAnsi="Arial"/>
+          <w:color w:val="6B4A1F"/>
+          <w:sz w:val="18"/>
+          <w:szCs w:val="18"/>
+        </w:rPr>
+        <w:t xml:space="preserve">At Echo Walk attempt 3 fail, this boss speaks a unique line in the spirit of “reveal yourself, beast” and force-transforms the player to Yoru form. Cinematic moment. World freezes for the cinematic duration (all other enemies in the arena pause). After the cinematic ends, combat begins with the boss attacking Yoru normally. Per-boss specific dialogue line is TBD during boss content pass.</w:t>
+      </w:r>
+    </w:p>
+    <w:p>
+      <w:pPr>
         <w:spacing w:after="0" w:before="120"/>
       </w:pPr>
       <w:r>
@@ -7608,6 +7716,42 @@
     </w:p>
     <w:p>
       <w:pPr>
+        <w:spacing w:after="60" w:before="160"/>
+      </w:pPr>
+      <w:r>
+        <w:rPr>
+          <w:rFonts w:ascii="Arial" w:cs="Arial" w:eastAsia="Arial" w:hAnsi="Arial"/>
+          <w:b/>
+          <w:bCs/>
+          <w:color w:val="6B6B8A"/>
+          <w:sz w:val="22"/>
+          <w:szCs w:val="22"/>
+        </w:rPr>
+        <w:t xml:space="preserve">Echo Walk Failure — “Reveal Yourself” Cinematic</w:t>
+      </w:r>
+    </w:p>
+    <w:p>
+      <w:pPr>
+        <w:pBdr>
+          <w:top w:val="single" w:color="6B4A1F" w:sz="2"/>
+          <w:left w:val="thick" w:color="6B4A1F" w:sz="8"/>
+          <w:bottom w:val="single" w:color="6B4A1F" w:sz="2"/>
+          <w:right w:val="single" w:color="6B4A1F" w:sz="2"/>
+        </w:pBdr>
+        <w:spacing w:after="140" w:before="80"/>
+      </w:pPr>
+      <w:r>
+        <w:rPr>
+          <w:rFonts w:ascii="Arial" w:cs="Arial" w:eastAsia="Arial" w:hAnsi="Arial"/>
+          <w:color w:val="6B4A1F"/>
+          <w:sz w:val="18"/>
+          <w:szCs w:val="18"/>
+        </w:rPr>
+        <w:t xml:space="preserve">At Echo Walk attempt 3 fail, this boss speaks a unique line in the spirit of “reveal yourself, beast” and force-transforms the player to Yoru form. Cinematic moment. World freezes for the cinematic duration (all other enemies in the arena pause). After the cinematic ends, combat begins with the boss attacking Yoru normally. Per-boss specific dialogue line is TBD during boss content pass.</w:t>
+      </w:r>
+    </w:p>
+    <w:p>
+      <w:pPr>
         <w:spacing w:after="0" w:before="120"/>
       </w:pPr>
       <w:r>
@@ -8343,6 +8487,42 @@
     </w:p>
     <w:p>
       <w:pPr>
+        <w:spacing w:after="60" w:before="160"/>
+      </w:pPr>
+      <w:r>
+        <w:rPr>
+          <w:rFonts w:ascii="Arial" w:cs="Arial" w:eastAsia="Arial" w:hAnsi="Arial"/>
+          <w:b/>
+          <w:bCs/>
+          <w:color w:val="6B6B8A"/>
+          <w:sz w:val="22"/>
+          <w:szCs w:val="22"/>
+        </w:rPr>
+        <w:t xml:space="preserve">Echo Walk Failure — “Reveal Yourself” Cinematic</w:t>
+      </w:r>
+    </w:p>
+    <w:p>
+      <w:pPr>
+        <w:pBdr>
+          <w:top w:val="single" w:color="6B4A1F" w:sz="2"/>
+          <w:left w:val="thick" w:color="6B4A1F" w:sz="8"/>
+          <w:bottom w:val="single" w:color="6B4A1F" w:sz="2"/>
+          <w:right w:val="single" w:color="6B4A1F" w:sz="2"/>
+        </w:pBdr>
+        <w:spacing w:after="140" w:before="80"/>
+      </w:pPr>
+      <w:r>
+        <w:rPr>
+          <w:rFonts w:ascii="Arial" w:cs="Arial" w:eastAsia="Arial" w:hAnsi="Arial"/>
+          <w:color w:val="6B4A1F"/>
+          <w:sz w:val="18"/>
+          <w:szCs w:val="18"/>
+        </w:rPr>
+        <w:t xml:space="preserve">At Echo Walk attempt 3 fail, this boss speaks a unique line in the spirit of “reveal yourself, beast” and force-transforms the player to Yoru form. Cinematic moment. World freezes for the cinematic duration (all other enemies in the arena pause). After the cinematic ends, combat begins with the boss attacking Yoru normally. Per-boss specific dialogue line is TBD during boss content pass.</w:t>
+      </w:r>
+    </w:p>
+    <w:p>
+      <w:pPr>
         <w:spacing w:after="0" w:before="120"/>
       </w:pPr>
       <w:r>
@@ -9078,6 +9258,42 @@
     </w:p>
     <w:p>
       <w:pPr>
+        <w:spacing w:after="60" w:before="160"/>
+      </w:pPr>
+      <w:r>
+        <w:rPr>
+          <w:rFonts w:ascii="Arial" w:cs="Arial" w:eastAsia="Arial" w:hAnsi="Arial"/>
+          <w:b/>
+          <w:bCs/>
+          <w:color w:val="6B6B8A"/>
+          <w:sz w:val="22"/>
+          <w:szCs w:val="22"/>
+        </w:rPr>
+        <w:t xml:space="preserve">Echo Walk Failure — “Reveal Yourself” Cinematic</w:t>
+      </w:r>
+    </w:p>
+    <w:p>
+      <w:pPr>
+        <w:pBdr>
+          <w:top w:val="single" w:color="6B4A1F" w:sz="2"/>
+          <w:left w:val="thick" w:color="6B4A1F" w:sz="8"/>
+          <w:bottom w:val="single" w:color="6B4A1F" w:sz="2"/>
+          <w:right w:val="single" w:color="6B4A1F" w:sz="2"/>
+        </w:pBdr>
+        <w:spacing w:after="140" w:before="80"/>
+      </w:pPr>
+      <w:r>
+        <w:rPr>
+          <w:rFonts w:ascii="Arial" w:cs="Arial" w:eastAsia="Arial" w:hAnsi="Arial"/>
+          <w:color w:val="6B4A1F"/>
+          <w:sz w:val="18"/>
+          <w:szCs w:val="18"/>
+        </w:rPr>
+        <w:t xml:space="preserve">At Echo Walk attempt 3 fail, this boss speaks a unique line in the spirit of “reveal yourself, beast” and force-transforms the player to Yoru form. Cinematic moment. World freezes for the cinematic duration (all other enemies in the arena pause). After the cinematic ends, combat begins with the boss attacking Yoru normally. Per-boss specific dialogue line is TBD during boss content pass.</w:t>
+      </w:r>
+    </w:p>
+    <w:p>
+      <w:pPr>
         <w:spacing w:after="0" w:before="120"/>
       </w:pPr>
       <w:r>
@@ -9813,6 +10029,42 @@
     </w:p>
     <w:p>
       <w:pPr>
+        <w:spacing w:after="60" w:before="160"/>
+      </w:pPr>
+      <w:r>
+        <w:rPr>
+          <w:rFonts w:ascii="Arial" w:cs="Arial" w:eastAsia="Arial" w:hAnsi="Arial"/>
+          <w:b/>
+          <w:bCs/>
+          <w:color w:val="6B6B8A"/>
+          <w:sz w:val="22"/>
+          <w:szCs w:val="22"/>
+        </w:rPr>
+        <w:t xml:space="preserve">Echo Walk Failure — “Reveal Yourself” Cinematic</w:t>
+      </w:r>
+    </w:p>
+    <w:p>
+      <w:pPr>
+        <w:pBdr>
+          <w:top w:val="single" w:color="6B4A1F" w:sz="2"/>
+          <w:left w:val="thick" w:color="6B4A1F" w:sz="8"/>
+          <w:bottom w:val="single" w:color="6B4A1F" w:sz="2"/>
+          <w:right w:val="single" w:color="6B4A1F" w:sz="2"/>
+        </w:pBdr>
+        <w:spacing w:after="140" w:before="80"/>
+      </w:pPr>
+      <w:r>
+        <w:rPr>
+          <w:rFonts w:ascii="Arial" w:cs="Arial" w:eastAsia="Arial" w:hAnsi="Arial"/>
+          <w:color w:val="6B4A1F"/>
+          <w:sz w:val="18"/>
+          <w:szCs w:val="18"/>
+        </w:rPr>
+        <w:t xml:space="preserve">At Echo Walk attempt 3 fail, this boss speaks a unique line in the spirit of “reveal yourself, beast” and force-transforms the player to Yoru form. Cinematic moment. World freezes for the cinematic duration (all other enemies in the arena pause). After the cinematic ends, combat begins with the boss attacking Yoru normally. Per-boss specific dialogue line is TBD during boss content pass.</w:t>
+      </w:r>
+    </w:p>
+    <w:p>
+      <w:pPr>
         <w:spacing w:after="0" w:before="120"/>
       </w:pPr>
       <w:r>
@@ -10548,6 +10800,42 @@
     </w:p>
     <w:p>
       <w:pPr>
+        <w:spacing w:after="60" w:before="160"/>
+      </w:pPr>
+      <w:r>
+        <w:rPr>
+          <w:rFonts w:ascii="Arial" w:cs="Arial" w:eastAsia="Arial" w:hAnsi="Arial"/>
+          <w:b/>
+          <w:bCs/>
+          <w:color w:val="6B6B8A"/>
+          <w:sz w:val="22"/>
+          <w:szCs w:val="22"/>
+        </w:rPr>
+        <w:t xml:space="preserve">Echo Walk Failure — “Reveal Yourself” Cinematic</w:t>
+      </w:r>
+    </w:p>
+    <w:p>
+      <w:pPr>
+        <w:pBdr>
+          <w:top w:val="single" w:color="6B4A1F" w:sz="2"/>
+          <w:left w:val="thick" w:color="6B4A1F" w:sz="8"/>
+          <w:bottom w:val="single" w:color="6B4A1F" w:sz="2"/>
+          <w:right w:val="single" w:color="6B4A1F" w:sz="2"/>
+        </w:pBdr>
+        <w:spacing w:after="140" w:before="80"/>
+      </w:pPr>
+      <w:r>
+        <w:rPr>
+          <w:rFonts w:ascii="Arial" w:cs="Arial" w:eastAsia="Arial" w:hAnsi="Arial"/>
+          <w:color w:val="6B4A1F"/>
+          <w:sz w:val="18"/>
+          <w:szCs w:val="18"/>
+        </w:rPr>
+        <w:t xml:space="preserve">At Echo Walk attempt 3 fail, this boss speaks a unique line in the spirit of “reveal yourself, beast” and force-transforms the player to Yoru form. Cinematic moment. World freezes for the cinematic duration (all other enemies in the arena pause). After the cinematic ends, combat begins with the boss attacking Yoru normally. Per-boss specific dialogue line is TBD during boss content pass.</w:t>
+      </w:r>
+    </w:p>
+    <w:p>
+      <w:pPr>
         <w:spacing w:after="0" w:before="120"/>
       </w:pPr>
       <w:r>
@@ -11283,6 +11571,42 @@
     </w:p>
     <w:p>
       <w:pPr>
+        <w:spacing w:after="60" w:before="160"/>
+      </w:pPr>
+      <w:r>
+        <w:rPr>
+          <w:rFonts w:ascii="Arial" w:cs="Arial" w:eastAsia="Arial" w:hAnsi="Arial"/>
+          <w:b/>
+          <w:bCs/>
+          <w:color w:val="6B6B8A"/>
+          <w:sz w:val="22"/>
+          <w:szCs w:val="22"/>
+        </w:rPr>
+        <w:t xml:space="preserve">Echo Walk Failure — “Reveal Yourself” Cinematic</w:t>
+      </w:r>
+    </w:p>
+    <w:p>
+      <w:pPr>
+        <w:pBdr>
+          <w:top w:val="single" w:color="6B4A1F" w:sz="2"/>
+          <w:left w:val="thick" w:color="6B4A1F" w:sz="8"/>
+          <w:bottom w:val="single" w:color="6B4A1F" w:sz="2"/>
+          <w:right w:val="single" w:color="6B4A1F" w:sz="2"/>
+        </w:pBdr>
+        <w:spacing w:after="140" w:before="80"/>
+      </w:pPr>
+      <w:r>
+        <w:rPr>
+          <w:rFonts w:ascii="Arial" w:cs="Arial" w:eastAsia="Arial" w:hAnsi="Arial"/>
+          <w:color w:val="6B4A1F"/>
+          <w:sz w:val="18"/>
+          <w:szCs w:val="18"/>
+        </w:rPr>
+        <w:t xml:space="preserve">At Echo Walk attempt 3 fail, this boss speaks a unique line in the spirit of “reveal yourself, beast” and force-transforms the player to Yoru form. Cinematic moment. World freezes for the cinematic duration (all other enemies in the arena pause). After the cinematic ends, combat begins with the boss attacking Yoru normally. Per-boss specific dialogue line is TBD during boss content pass.</w:t>
+      </w:r>
+    </w:p>
+    <w:p>
+      <w:pPr>
         <w:spacing w:after="0" w:before="120"/>
       </w:pPr>
       <w:r>
@@ -12014,6 +12338,42 @@
           <w:szCs w:val="20"/>
         </w:rPr>
         <w:t xml:space="preserve">The hardest persuasion in the game. Yoru must reach Shuten — the scholar — buried under centuries of demon. He is in there. He is terrified. The Echo Walk does not fight the Demon King. It looks past him entirely.</w:t>
+      </w:r>
+    </w:p>
+    <w:p>
+      <w:pPr>
+        <w:spacing w:after="60" w:before="160"/>
+      </w:pPr>
+      <w:r>
+        <w:rPr>
+          <w:rFonts w:ascii="Arial" w:cs="Arial" w:eastAsia="Arial" w:hAnsi="Arial"/>
+          <w:b/>
+          <w:bCs/>
+          <w:color w:val="6B6B8A"/>
+          <w:sz w:val="22"/>
+          <w:szCs w:val="22"/>
+        </w:rPr>
+        <w:t xml:space="preserve">Echo Walk Failure — “Reveal Yourself” Cinematic</w:t>
+      </w:r>
+    </w:p>
+    <w:p>
+      <w:pPr>
+        <w:pBdr>
+          <w:top w:val="single" w:color="6B4A1F" w:sz="2"/>
+          <w:left w:val="thick" w:color="6B4A1F" w:sz="8"/>
+          <w:bottom w:val="single" w:color="6B4A1F" w:sz="2"/>
+          <w:right w:val="single" w:color="6B4A1F" w:sz="2"/>
+        </w:pBdr>
+        <w:spacing w:after="140" w:before="80"/>
+      </w:pPr>
+      <w:r>
+        <w:rPr>
+          <w:rFonts w:ascii="Arial" w:cs="Arial" w:eastAsia="Arial" w:hAnsi="Arial"/>
+          <w:color w:val="6B4A1F"/>
+          <w:sz w:val="18"/>
+          <w:szCs w:val="18"/>
+        </w:rPr>
+        <w:t xml:space="preserve">At Echo Walk attempt 3 fail, this boss speaks a unique line in the spirit of “reveal yourself, beast” and force-transforms the player to Yoru form. Cinematic moment. World freezes for the cinematic duration (all other enemies in the arena pause). After the cinematic ends, combat begins with the boss attacking Yoru normally. Per-boss specific dialogue line is TBD during boss content pass.</w:t>
       </w:r>
     </w:p>
     <w:p>
